--- a/Ceee-Ebc/E701-Jub.docx
+++ b/Ceee-Ebc/E701-Jub.docx
@@ -57,7 +57,15 @@
             <w:rFonts w:ascii="Abyssinica SIL" w:hAnsi="Abyssinica SIL" w:cs="Abyssinica SIL"/>
             <w:shd w:val="clear" w:color="auto" w:fill="FFFFFF"/>
           </w:rPr>
-          <w:t>Fair Use Right</w:t>
+          <w:t>Fair Use Righ</w:t>
+        </w:r>
+        <w:r>
+          <w:rPr>
+            <w:rStyle w:val="Hyperlink"/>
+            <w:rFonts w:ascii="Abyssinica SIL" w:hAnsi="Abyssinica SIL" w:cs="Abyssinica SIL"/>
+            <w:shd w:val="clear" w:color="auto" w:fill="FFFFFF"/>
+          </w:rPr>
+          <w:t>ts</w:t>
         </w:r>
       </w:hyperlink>
       <w:r>
@@ -15671,16 +15679,7 @@
           <w:sz w:val="28"/>
           <w:szCs w:val="28"/>
         </w:rPr>
-        <w:t>፡</w:t>
-      </w:r>
-      <w:r>
-        <w:rPr>
-          <w:rFonts w:ascii="Abyssinica SIL" w:hAnsi="Abyssinica SIL" w:cs="Abyssinica SIL"/>
-          <w:color w:val="993300"/>
-          <w:sz w:val="28"/>
-          <w:szCs w:val="28"/>
-        </w:rPr>
-        <w:t> </w:t>
+        <w:t>፡ </w:t>
       </w:r>
       <w:r>
         <w:rPr>
